--- a/01 comando CMD.docx
+++ b/01 comando CMD.docx
@@ -3,6 +3,9 @@
 <w:document xmlns:wpc="http://schemas.microsoft.com/office/word/2010/wordprocessingCanvas" xmlns:cx="http://schemas.microsoft.com/office/drawing/2014/chartex" xmlns:cx1="http://schemas.microsoft.com/office/drawing/2015/9/8/chartex" xmlns:cx2="http://schemas.microsoft.com/office/drawing/2015/10/21/chartex" xmlns:cx3="http://schemas.microsoft.com/office/drawing/2016/5/9/chartex" xmlns:cx4="http://schemas.microsoft.com/office/drawing/2016/5/10/chartex" xmlns:cx5="http://schemas.microsoft.com/office/drawing/2016/5/11/chartex" xmlns:cx6="http://schemas.microsoft.com/office/drawing/2016/5/12/chartex" xmlns:cx7="http://schemas.microsoft.com/office/drawing/2016/5/13/chartex" xmlns:cx8="http://schemas.microsoft.com/office/drawing/2016/5/14/chartex" xmlns:mc="http://schemas.openxmlformats.org/markup-compatibility/2006" xmlns:aink="http://schemas.microsoft.com/office/drawing/2016/ink" xmlns:am3d="http://schemas.microsoft.com/office/drawing/2017/model3d" xmlns:o="urn:schemas-microsoft-com:office:office" xmlns:oel="http://schemas.microsoft.com/office/2019/extlst" xmlns:r="http://schemas.openxmlformats.org/officeDocument/2006/relationships" xmlns:m="http://schemas.openxmlformats.org/officeDocument/2006/math" xmlns:v="urn:schemas-microsoft-com:vml" xmlns:wp14="http://schemas.microsoft.com/office/word/2010/wordprocessingDrawing" xmlns:wp="http://schemas.openxmlformats.org/drawingml/2006/wordprocessingDrawing" xmlns:w10="urn:schemas-microsoft-com:office:word" xmlns:w="http://schemas.openxmlformats.org/wordprocessingml/2006/main" xmlns:w14="http://schemas.microsoft.com/office/word/2010/wordml" xmlns:w15="http://schemas.microsoft.com/office/word/2012/wordml" xmlns:w16cex="http://schemas.microsoft.com/office/word/2018/wordml/cex" xmlns:w16cid="http://schemas.microsoft.com/office/word/2016/wordml/cid" xmlns:w16="http://schemas.microsoft.com/office/word/2018/wordml" xmlns:w16du="http://schemas.microsoft.com/office/word/2023/wordml/word16du" xmlns:w16sdtdh="http://schemas.microsoft.com/office/word/2020/wordml/sdtdatahash" xmlns:w16sdtfl="http://schemas.microsoft.com/office/word/2024/wordml/sdtformatlock" xmlns:w16se="http://schemas.microsoft.com/office/word/2015/wordml/symex" xmlns:wpg="http://schemas.microsoft.com/office/word/2010/wordprocessingGroup" xmlns:wpi="http://schemas.microsoft.com/office/word/2010/wordprocessingInk" xmlns:wne="http://schemas.microsoft.com/office/word/2006/wordml" xmlns:wps="http://schemas.microsoft.com/office/word/2010/wordprocessingShape" mc:Ignorable="w14 w15 w16se w16cid w16 w16cex w16sdtdh w16sdtfl w16du wp14">
   <w:body>
     <w:p>
+      <w:pPr>
+        <w:spacing w:after="0" w:line="240" w:lineRule="auto"/>
+      </w:pPr>
       <w:proofErr w:type="spellStart"/>
       <w:r>
         <w:t>cd</w:t>
@@ -18,13 +21,8 @@
         <w:t>duardo\</w:t>
       </w:r>
       <w:proofErr w:type="spellStart"/>
-      <w:proofErr w:type="gramStart"/>
-      <w:r>
-        <w:t>clinica</w:t>
-      </w:r>
-      <w:proofErr w:type="gramEnd"/>
-      <w:r>
-        <w:t>_odontologica</w:t>
+      <w:r>
+        <w:t>clinica_odontologica</w:t>
       </w:r>
       <w:proofErr w:type="spellEnd"/>
       <w:r>
@@ -33,6 +31,7 @@
     </w:p>
     <w:p>
       <w:pPr>
+        <w:spacing w:after="0" w:line="240" w:lineRule="auto"/>
         <w:rPr>
           <w:lang w:val="en-US"/>
         </w:rPr>
@@ -41,77 +40,77 @@
         <w:rPr>
           <w:lang w:val="en-US"/>
         </w:rPr>
-        <w:t xml:space="preserve">git </w:t>
-      </w:r>
-      <w:proofErr w:type="gramStart"/>
-      <w:r>
+        <w:t>git add .</w:t>
+      </w:r>
+    </w:p>
+    <w:p>
+      <w:pPr>
+        <w:spacing w:after="0" w:line="240" w:lineRule="auto"/>
         <w:rPr>
           <w:lang w:val="en-US"/>
         </w:rPr>
-        <w:t>add .</w:t>
-      </w:r>
-      <w:proofErr w:type="gramEnd"/>
-    </w:p>
-    <w:p>
-      <w:pPr>
+      </w:pPr>
+      <w:r>
         <w:rPr>
           <w:lang w:val="en-US"/>
         </w:rPr>
-      </w:pPr>
+        <w:t>git commit -m "</w:t>
+      </w:r>
+      <w:proofErr w:type="spellStart"/>
       <w:r>
         <w:rPr>
           <w:lang w:val="en-US"/>
         </w:rPr>
-        <w:t>git commit -m "</w:t>
+        <w:t>Correcao</w:t>
+      </w:r>
+      <w:proofErr w:type="spellEnd"/>
+      <w:r>
+        <w:rPr>
+          <w:lang w:val="en-US"/>
+        </w:rPr>
+        <w:t xml:space="preserve"> final </w:t>
       </w:r>
       <w:proofErr w:type="spellStart"/>
       <w:r>
         <w:rPr>
           <w:lang w:val="en-US"/>
         </w:rPr>
-        <w:t>Correcao</w:t>
+        <w:t>inicializacao</w:t>
       </w:r>
       <w:proofErr w:type="spellEnd"/>
       <w:r>
         <w:rPr>
           <w:lang w:val="en-US"/>
         </w:rPr>
-        <w:t xml:space="preserve"> final </w:t>
-      </w:r>
+        <w:t>"</w:t>
+      </w:r>
+    </w:p>
+    <w:p>
+      <w:pPr>
+        <w:spacing w:after="0" w:line="240" w:lineRule="auto"/>
+      </w:pPr>
       <w:proofErr w:type="spellStart"/>
       <w:r>
-        <w:rPr>
-          <w:lang w:val="en-US"/>
-        </w:rPr>
-        <w:t>inicializacao</w:t>
+        <w:t>git</w:t>
       </w:r>
       <w:proofErr w:type="spellEnd"/>
       <w:r>
-        <w:rPr>
-          <w:lang w:val="en-US"/>
-        </w:rPr>
-        <w:t>"</w:t>
-      </w:r>
-    </w:p>
-    <w:p>
+        <w:t xml:space="preserve"> </w:t>
+      </w:r>
       <w:proofErr w:type="spellStart"/>
       <w:r>
-        <w:t>git</w:t>
+        <w:t>push</w:t>
       </w:r>
       <w:proofErr w:type="spellEnd"/>
-      <w:r>
-        <w:t xml:space="preserve"> </w:t>
-      </w:r>
-      <w:proofErr w:type="spellStart"/>
-      <w:r>
-        <w:t>push</w:t>
-      </w:r>
-      <w:proofErr w:type="spellEnd"/>
-    </w:p>
-    <w:p/>
-    <w:p/>
-    <w:p>
-      <w:pPr>
+    </w:p>
+    <w:p>
+      <w:pPr>
+        <w:spacing w:after="0" w:line="240" w:lineRule="auto"/>
+      </w:pPr>
+    </w:p>
+    <w:p>
+      <w:pPr>
+        <w:spacing w:after="0" w:line="240" w:lineRule="auto"/>
         <w:rPr>
           <w:b/>
           <w:bCs/>
@@ -147,6 +146,7 @@
           <w:ilvl w:val="0"/>
           <w:numId w:val="1"/>
         </w:numPr>
+        <w:spacing w:after="0" w:line="240" w:lineRule="auto"/>
         <w:rPr>
           <w:b/>
           <w:bCs/>
@@ -171,6 +171,7 @@
           <w:ilvl w:val="0"/>
           <w:numId w:val="1"/>
         </w:numPr>
+        <w:spacing w:after="0" w:line="240" w:lineRule="auto"/>
       </w:pPr>
       <w:r>
         <w:t>Clique em </w:t>
@@ -180,23 +181,7 @@
           <w:b/>
           <w:bCs/>
         </w:rPr>
-        <w:t>"</w:t>
-      </w:r>
-      <w:proofErr w:type="gramStart"/>
-      <w:r>
-        <w:rPr>
-          <w:b/>
-          <w:bCs/>
-        </w:rPr>
-        <w:t>clinica</w:t>
-      </w:r>
-      <w:proofErr w:type="gramEnd"/>
-      <w:r>
-        <w:rPr>
-          <w:b/>
-          <w:bCs/>
-        </w:rPr>
-        <w:t>-</w:t>
+        <w:t>"clinica-</w:t>
       </w:r>
       <w:proofErr w:type="spellStart"/>
       <w:r>
@@ -221,6 +206,7 @@
           <w:ilvl w:val="0"/>
           <w:numId w:val="1"/>
         </w:numPr>
+        <w:spacing w:after="0" w:line="240" w:lineRule="auto"/>
       </w:pPr>
       <w:r>
         <w:t>Clique em </w:t>
@@ -258,6 +244,7 @@
           <w:ilvl w:val="0"/>
           <w:numId w:val="1"/>
         </w:numPr>
+        <w:spacing w:after="0" w:line="240" w:lineRule="auto"/>
       </w:pPr>
       <w:r>
         <w:t>Escolha </w:t>
@@ -318,6 +305,283 @@
         <w:t>"</w:t>
       </w:r>
     </w:p>
+    <w:p>
+      <w:pPr>
+        <w:spacing w:after="0" w:line="240" w:lineRule="auto"/>
+      </w:pPr>
+    </w:p>
+    <w:p>
+      <w:pPr>
+        <w:spacing w:after="0" w:line="240" w:lineRule="auto"/>
+        <w:rPr>
+          <w:b/>
+          <w:bCs/>
+        </w:rPr>
+      </w:pPr>
+      <w:r>
+        <w:rPr>
+          <w:b/>
+          <w:bCs/>
+        </w:rPr>
+        <w:t xml:space="preserve">Limpar Banco de Dados - </w:t>
+      </w:r>
+      <w:r>
+        <w:rPr>
+          <w:b/>
+          <w:bCs/>
+        </w:rPr>
+        <w:t xml:space="preserve"> Pelo terminal do Render</w:t>
+      </w:r>
+    </w:p>
+    <w:p>
+      <w:pPr>
+        <w:numPr>
+          <w:ilvl w:val="0"/>
+          <w:numId w:val="2"/>
+        </w:numPr>
+        <w:spacing w:after="0" w:line="240" w:lineRule="auto"/>
+      </w:pPr>
+      <w:r>
+        <w:t>No Render, vá em </w:t>
+      </w:r>
+      <w:r>
+        <w:rPr>
+          <w:b/>
+          <w:bCs/>
+        </w:rPr>
+        <w:t>"Shell"</w:t>
+      </w:r>
+      <w:r>
+        <w:t> (aba do serviço)</w:t>
+      </w:r>
+    </w:p>
+    <w:p>
+      <w:pPr>
+        <w:numPr>
+          <w:ilvl w:val="0"/>
+          <w:numId w:val="2"/>
+        </w:numPr>
+        <w:spacing w:after="0" w:line="240" w:lineRule="auto"/>
+      </w:pPr>
+      <w:r>
+        <w:t>Digite:</w:t>
+      </w:r>
+    </w:p>
+    <w:p>
+      <w:pPr>
+        <w:spacing w:after="0" w:line="240" w:lineRule="auto"/>
+      </w:pPr>
+    </w:p>
+    <w:p>
+      <w:pPr>
+        <w:spacing w:after="0" w:line="240" w:lineRule="auto"/>
+      </w:pPr>
+      <w:r>
+        <w:t xml:space="preserve">&gt;&gt;&gt; </w:t>
+      </w:r>
+      <w:proofErr w:type="spellStart"/>
+      <w:r>
+        <w:t>from</w:t>
+      </w:r>
+      <w:proofErr w:type="spellEnd"/>
+      <w:r>
+        <w:t xml:space="preserve"> app </w:t>
+      </w:r>
+      <w:proofErr w:type="spellStart"/>
+      <w:r>
+        <w:t>import</w:t>
+      </w:r>
+      <w:proofErr w:type="spellEnd"/>
+      <w:r>
+        <w:t xml:space="preserve"> </w:t>
+      </w:r>
+      <w:proofErr w:type="spellStart"/>
+      <w:r>
+        <w:t>db</w:t>
+      </w:r>
+      <w:proofErr w:type="spellEnd"/>
+      <w:r>
+        <w:t>, app</w:t>
+      </w:r>
+    </w:p>
+    <w:p>
+      <w:pPr>
+        <w:spacing w:after="0" w:line="240" w:lineRule="auto"/>
+      </w:pPr>
+      <w:r>
+        <w:t xml:space="preserve">&gt;&gt;&gt; </w:t>
+      </w:r>
+      <w:proofErr w:type="spellStart"/>
+      <w:r>
+        <w:t>with</w:t>
+      </w:r>
+      <w:proofErr w:type="spellEnd"/>
+      <w:r>
+        <w:t xml:space="preserve"> </w:t>
+      </w:r>
+      <w:proofErr w:type="spellStart"/>
+      <w:r>
+        <w:t>app.app_context</w:t>
+      </w:r>
+      <w:proofErr w:type="spellEnd"/>
+      <w:r>
+        <w:t>():</w:t>
+      </w:r>
+    </w:p>
+    <w:p>
+      <w:pPr>
+        <w:spacing w:after="0" w:line="240" w:lineRule="auto"/>
+      </w:pPr>
+      <w:r>
+        <w:t xml:space="preserve">...     </w:t>
+      </w:r>
+      <w:proofErr w:type="spellStart"/>
+      <w:r>
+        <w:t>db.drop_all</w:t>
+      </w:r>
+      <w:proofErr w:type="spellEnd"/>
+      <w:r>
+        <w:t>()</w:t>
+      </w:r>
+    </w:p>
+    <w:p>
+      <w:pPr>
+        <w:spacing w:after="0" w:line="240" w:lineRule="auto"/>
+      </w:pPr>
+      <w:r>
+        <w:t xml:space="preserve">...     </w:t>
+      </w:r>
+      <w:proofErr w:type="spellStart"/>
+      <w:r>
+        <w:t>db.create_all</w:t>
+      </w:r>
+      <w:proofErr w:type="spellEnd"/>
+      <w:r>
+        <w:t>()</w:t>
+      </w:r>
+    </w:p>
+    <w:p>
+      <w:pPr>
+        <w:spacing w:after="0" w:line="240" w:lineRule="auto"/>
+      </w:pPr>
+      <w:r>
+        <w:t xml:space="preserve">...     </w:t>
+      </w:r>
+      <w:proofErr w:type="spellStart"/>
+      <w:r>
+        <w:t>exit</w:t>
+      </w:r>
+      <w:proofErr w:type="spellEnd"/>
+      <w:r>
+        <w:t>()</w:t>
+      </w:r>
+    </w:p>
+    <w:p>
+      <w:pPr>
+        <w:spacing w:after="0" w:line="240" w:lineRule="auto"/>
+      </w:pPr>
+    </w:p>
+    <w:p>
+      <w:pPr>
+        <w:spacing w:after="0" w:line="240" w:lineRule="auto"/>
+        <w:rPr>
+          <w:b/>
+          <w:bCs/>
+        </w:rPr>
+      </w:pPr>
+      <w:r>
+        <w:rPr>
+          <w:b/>
+          <w:bCs/>
+        </w:rPr>
+        <w:t>Opção 2 - Exportar e importar (avançado)</w:t>
+      </w:r>
+    </w:p>
+    <w:p>
+      <w:pPr>
+        <w:numPr>
+          <w:ilvl w:val="0"/>
+          <w:numId w:val="3"/>
+        </w:numPr>
+        <w:spacing w:after="0" w:line="240" w:lineRule="auto"/>
+      </w:pPr>
+      <w:r>
+        <w:t>No Render Shell, exporte o banco:</w:t>
+      </w:r>
+    </w:p>
+    <w:p>
+      <w:pPr>
+        <w:numPr>
+          <w:ilvl w:val="0"/>
+          <w:numId w:val="3"/>
+        </w:numPr>
+        <w:spacing w:after="0" w:line="240" w:lineRule="auto"/>
+      </w:pPr>
+    </w:p>
+    <w:p>
+      <w:pPr>
+        <w:spacing w:after="0" w:line="240" w:lineRule="auto"/>
+        <w:rPr>
+          <w:lang w:val="en-US"/>
+        </w:rPr>
+      </w:pPr>
+      <w:proofErr w:type="spellStart"/>
+      <w:r>
+        <w:rPr>
+          <w:lang w:val="en-US"/>
+        </w:rPr>
+        <w:t>pg_dump</w:t>
+      </w:r>
+      <w:proofErr w:type="spellEnd"/>
+      <w:r>
+        <w:rPr>
+          <w:lang w:val="en-US"/>
+        </w:rPr>
+        <w:t xml:space="preserve"> $DATABASE_URL &gt; </w:t>
+      </w:r>
+      <w:proofErr w:type="spellStart"/>
+      <w:r>
+        <w:rPr>
+          <w:lang w:val="en-US"/>
+        </w:rPr>
+        <w:t>backup.sql</w:t>
+      </w:r>
+      <w:proofErr w:type="spellEnd"/>
+    </w:p>
+    <w:p>
+      <w:pPr>
+        <w:numPr>
+          <w:ilvl w:val="0"/>
+          <w:numId w:val="4"/>
+        </w:numPr>
+        <w:spacing w:after="0" w:line="240" w:lineRule="auto"/>
+      </w:pPr>
+      <w:r>
+        <w:t>Baixe o arquivo</w:t>
+      </w:r>
+    </w:p>
+    <w:p>
+      <w:pPr>
+        <w:numPr>
+          <w:ilvl w:val="0"/>
+          <w:numId w:val="4"/>
+        </w:numPr>
+        <w:spacing w:after="0" w:line="240" w:lineRule="auto"/>
+      </w:pPr>
+      <w:r>
+        <w:t xml:space="preserve">Converta para </w:t>
+      </w:r>
+      <w:proofErr w:type="spellStart"/>
+      <w:r>
+        <w:t>SQLite</w:t>
+      </w:r>
+      <w:proofErr w:type="spellEnd"/>
+      <w:r>
+        <w:t xml:space="preserve"> (complexo)</w:t>
+      </w:r>
+    </w:p>
+    <w:p/>
+    <w:p/>
     <w:p/>
     <w:p>
       <w:pPr>
@@ -339,6 +603,119 @@
 <file path=word/numbering.xml><?xml version="1.0" encoding="utf-8"?>
 <w:numbering xmlns:wpc="http://schemas.microsoft.com/office/word/2010/wordprocessingCanvas" xmlns:cx="http://schemas.microsoft.com/office/drawing/2014/chartex" xmlns:cx1="http://schemas.microsoft.com/office/drawing/2015/9/8/chartex" xmlns:cx2="http://schemas.microsoft.com/office/drawing/2015/10/21/chartex" xmlns:cx3="http://schemas.microsoft.com/office/drawing/2016/5/9/chartex" xmlns:cx4="http://schemas.microsoft.com/office/drawing/2016/5/10/chartex" xmlns:cx5="http://schemas.microsoft.com/office/drawing/2016/5/11/chartex" xmlns:cx6="http://schemas.microsoft.com/office/drawing/2016/5/12/chartex" xmlns:cx7="http://schemas.microsoft.com/office/drawing/2016/5/13/chartex" xmlns:cx8="http://schemas.microsoft.com/office/drawing/2016/5/14/chartex" xmlns:mc="http://schemas.openxmlformats.org/markup-compatibility/2006" xmlns:aink="http://schemas.microsoft.com/office/drawing/2016/ink" xmlns:am3d="http://schemas.microsoft.com/office/drawing/2017/model3d" xmlns:o="urn:schemas-microsoft-com:office:office" xmlns:oel="http://schemas.microsoft.com/office/2019/extlst" xmlns:r="http://schemas.openxmlformats.org/officeDocument/2006/relationships" xmlns:m="http://schemas.openxmlformats.org/officeDocument/2006/math" xmlns:v="urn:schemas-microsoft-com:vml" xmlns:wp14="http://schemas.microsoft.com/office/word/2010/wordprocessingDrawing" xmlns:wp="http://schemas.openxmlformats.org/drawingml/2006/wordprocessingDrawing" xmlns:w10="urn:schemas-microsoft-com:office:word" xmlns:w="http://schemas.openxmlformats.org/wordprocessingml/2006/main" xmlns:w14="http://schemas.microsoft.com/office/word/2010/wordml" xmlns:w15="http://schemas.microsoft.com/office/word/2012/wordml" xmlns:w16cex="http://schemas.microsoft.com/office/word/2018/wordml/cex" xmlns:w16cid="http://schemas.microsoft.com/office/word/2016/wordml/cid" xmlns:w16="http://schemas.microsoft.com/office/word/2018/wordml" xmlns:w16du="http://schemas.microsoft.com/office/word/2023/wordml/word16du" xmlns:w16sdtdh="http://schemas.microsoft.com/office/word/2020/wordml/sdtdatahash" xmlns:w16sdtfl="http://schemas.microsoft.com/office/word/2024/wordml/sdtformatlock" xmlns:w16se="http://schemas.microsoft.com/office/word/2015/wordml/symex" xmlns:wpg="http://schemas.microsoft.com/office/word/2010/wordprocessingGroup" xmlns:wpi="http://schemas.microsoft.com/office/word/2010/wordprocessingInk" xmlns:wne="http://schemas.microsoft.com/office/word/2006/wordml" xmlns:wps="http://schemas.microsoft.com/office/word/2010/wordprocessingShape" mc:Ignorable="w14 w15 w16se w16cid w16 w16cex w16sdtdh w16sdtfl w16du wp14">
   <w:abstractNum w:abstractNumId="0" w15:restartNumberingAfterBreak="0">
+    <w:nsid w:val="089B58E5"/>
+    <w:multiLevelType w:val="multilevel"/>
+    <w:tmpl w:val="4042A6FA"/>
+    <w:lvl w:ilvl="0">
+      <w:start w:val="2"/>
+      <w:numFmt w:val="decimal"/>
+      <w:lvlText w:val="%1."/>
+      <w:lvlJc w:val="left"/>
+      <w:pPr>
+        <w:tabs>
+          <w:tab w:val="num" w:pos="720"/>
+        </w:tabs>
+        <w:ind w:left="720" w:hanging="360"/>
+      </w:pPr>
+    </w:lvl>
+    <w:lvl w:ilvl="1" w:tentative="1">
+      <w:start w:val="1"/>
+      <w:numFmt w:val="decimal"/>
+      <w:lvlText w:val="%2."/>
+      <w:lvlJc w:val="left"/>
+      <w:pPr>
+        <w:tabs>
+          <w:tab w:val="num" w:pos="1440"/>
+        </w:tabs>
+        <w:ind w:left="1440" w:hanging="360"/>
+      </w:pPr>
+    </w:lvl>
+    <w:lvl w:ilvl="2" w:tentative="1">
+      <w:start w:val="1"/>
+      <w:numFmt w:val="decimal"/>
+      <w:lvlText w:val="%3."/>
+      <w:lvlJc w:val="left"/>
+      <w:pPr>
+        <w:tabs>
+          <w:tab w:val="num" w:pos="2160"/>
+        </w:tabs>
+        <w:ind w:left="2160" w:hanging="360"/>
+      </w:pPr>
+    </w:lvl>
+    <w:lvl w:ilvl="3" w:tentative="1">
+      <w:start w:val="1"/>
+      <w:numFmt w:val="decimal"/>
+      <w:lvlText w:val="%4."/>
+      <w:lvlJc w:val="left"/>
+      <w:pPr>
+        <w:tabs>
+          <w:tab w:val="num" w:pos="2880"/>
+        </w:tabs>
+        <w:ind w:left="2880" w:hanging="360"/>
+      </w:pPr>
+    </w:lvl>
+    <w:lvl w:ilvl="4" w:tentative="1">
+      <w:start w:val="1"/>
+      <w:numFmt w:val="decimal"/>
+      <w:lvlText w:val="%5."/>
+      <w:lvlJc w:val="left"/>
+      <w:pPr>
+        <w:tabs>
+          <w:tab w:val="num" w:pos="3600"/>
+        </w:tabs>
+        <w:ind w:left="3600" w:hanging="360"/>
+      </w:pPr>
+    </w:lvl>
+    <w:lvl w:ilvl="5" w:tentative="1">
+      <w:start w:val="1"/>
+      <w:numFmt w:val="decimal"/>
+      <w:lvlText w:val="%6."/>
+      <w:lvlJc w:val="left"/>
+      <w:pPr>
+        <w:tabs>
+          <w:tab w:val="num" w:pos="4320"/>
+        </w:tabs>
+        <w:ind w:left="4320" w:hanging="360"/>
+      </w:pPr>
+    </w:lvl>
+    <w:lvl w:ilvl="6" w:tentative="1">
+      <w:start w:val="1"/>
+      <w:numFmt w:val="decimal"/>
+      <w:lvlText w:val="%7."/>
+      <w:lvlJc w:val="left"/>
+      <w:pPr>
+        <w:tabs>
+          <w:tab w:val="num" w:pos="5040"/>
+        </w:tabs>
+        <w:ind w:left="5040" w:hanging="360"/>
+      </w:pPr>
+    </w:lvl>
+    <w:lvl w:ilvl="7" w:tentative="1">
+      <w:start w:val="1"/>
+      <w:numFmt w:val="decimal"/>
+      <w:lvlText w:val="%8."/>
+      <w:lvlJc w:val="left"/>
+      <w:pPr>
+        <w:tabs>
+          <w:tab w:val="num" w:pos="5760"/>
+        </w:tabs>
+        <w:ind w:left="5760" w:hanging="360"/>
+      </w:pPr>
+    </w:lvl>
+    <w:lvl w:ilvl="8" w:tentative="1">
+      <w:start w:val="1"/>
+      <w:numFmt w:val="decimal"/>
+      <w:lvlText w:val="%9."/>
+      <w:lvlJc w:val="left"/>
+      <w:pPr>
+        <w:tabs>
+          <w:tab w:val="num" w:pos="6480"/>
+        </w:tabs>
+        <w:ind w:left="6480" w:hanging="360"/>
+      </w:pPr>
+    </w:lvl>
+  </w:abstractNum>
+  <w:abstractNum w:abstractNumId="1" w15:restartNumberingAfterBreak="0">
     <w:nsid w:val="1C6A33E5"/>
     <w:multiLevelType w:val="multilevel"/>
     <w:tmpl w:val="312CE3E4"/>
@@ -487,7 +864,242 @@
       </w:rPr>
     </w:lvl>
   </w:abstractNum>
+  <w:abstractNum w:abstractNumId="2" w15:restartNumberingAfterBreak="0">
+    <w:nsid w:val="2AD030EF"/>
+    <w:multiLevelType w:val="multilevel"/>
+    <w:tmpl w:val="14D45F5C"/>
+    <w:lvl w:ilvl="0">
+      <w:start w:val="1"/>
+      <w:numFmt w:val="decimal"/>
+      <w:lvlText w:val="%1."/>
+      <w:lvlJc w:val="left"/>
+      <w:pPr>
+        <w:tabs>
+          <w:tab w:val="num" w:pos="720"/>
+        </w:tabs>
+        <w:ind w:left="720" w:hanging="360"/>
+      </w:pPr>
+    </w:lvl>
+    <w:lvl w:ilvl="1" w:tentative="1">
+      <w:start w:val="1"/>
+      <w:numFmt w:val="decimal"/>
+      <w:lvlText w:val="%2."/>
+      <w:lvlJc w:val="left"/>
+      <w:pPr>
+        <w:tabs>
+          <w:tab w:val="num" w:pos="1440"/>
+        </w:tabs>
+        <w:ind w:left="1440" w:hanging="360"/>
+      </w:pPr>
+    </w:lvl>
+    <w:lvl w:ilvl="2" w:tentative="1">
+      <w:start w:val="1"/>
+      <w:numFmt w:val="decimal"/>
+      <w:lvlText w:val="%3."/>
+      <w:lvlJc w:val="left"/>
+      <w:pPr>
+        <w:tabs>
+          <w:tab w:val="num" w:pos="2160"/>
+        </w:tabs>
+        <w:ind w:left="2160" w:hanging="360"/>
+      </w:pPr>
+    </w:lvl>
+    <w:lvl w:ilvl="3" w:tentative="1">
+      <w:start w:val="1"/>
+      <w:numFmt w:val="decimal"/>
+      <w:lvlText w:val="%4."/>
+      <w:lvlJc w:val="left"/>
+      <w:pPr>
+        <w:tabs>
+          <w:tab w:val="num" w:pos="2880"/>
+        </w:tabs>
+        <w:ind w:left="2880" w:hanging="360"/>
+      </w:pPr>
+    </w:lvl>
+    <w:lvl w:ilvl="4" w:tentative="1">
+      <w:start w:val="1"/>
+      <w:numFmt w:val="decimal"/>
+      <w:lvlText w:val="%5."/>
+      <w:lvlJc w:val="left"/>
+      <w:pPr>
+        <w:tabs>
+          <w:tab w:val="num" w:pos="3600"/>
+        </w:tabs>
+        <w:ind w:left="3600" w:hanging="360"/>
+      </w:pPr>
+    </w:lvl>
+    <w:lvl w:ilvl="5" w:tentative="1">
+      <w:start w:val="1"/>
+      <w:numFmt w:val="decimal"/>
+      <w:lvlText w:val="%6."/>
+      <w:lvlJc w:val="left"/>
+      <w:pPr>
+        <w:tabs>
+          <w:tab w:val="num" w:pos="4320"/>
+        </w:tabs>
+        <w:ind w:left="4320" w:hanging="360"/>
+      </w:pPr>
+    </w:lvl>
+    <w:lvl w:ilvl="6" w:tentative="1">
+      <w:start w:val="1"/>
+      <w:numFmt w:val="decimal"/>
+      <w:lvlText w:val="%7."/>
+      <w:lvlJc w:val="left"/>
+      <w:pPr>
+        <w:tabs>
+          <w:tab w:val="num" w:pos="5040"/>
+        </w:tabs>
+        <w:ind w:left="5040" w:hanging="360"/>
+      </w:pPr>
+    </w:lvl>
+    <w:lvl w:ilvl="7" w:tentative="1">
+      <w:start w:val="1"/>
+      <w:numFmt w:val="decimal"/>
+      <w:lvlText w:val="%8."/>
+      <w:lvlJc w:val="left"/>
+      <w:pPr>
+        <w:tabs>
+          <w:tab w:val="num" w:pos="5760"/>
+        </w:tabs>
+        <w:ind w:left="5760" w:hanging="360"/>
+      </w:pPr>
+    </w:lvl>
+    <w:lvl w:ilvl="8" w:tentative="1">
+      <w:start w:val="1"/>
+      <w:numFmt w:val="decimal"/>
+      <w:lvlText w:val="%9."/>
+      <w:lvlJc w:val="left"/>
+      <w:pPr>
+        <w:tabs>
+          <w:tab w:val="num" w:pos="6480"/>
+        </w:tabs>
+        <w:ind w:left="6480" w:hanging="360"/>
+      </w:pPr>
+    </w:lvl>
+  </w:abstractNum>
+  <w:abstractNum w:abstractNumId="3" w15:restartNumberingAfterBreak="0">
+    <w:nsid w:val="5B1D43BB"/>
+    <w:multiLevelType w:val="multilevel"/>
+    <w:tmpl w:val="25D4B716"/>
+    <w:lvl w:ilvl="0">
+      <w:start w:val="1"/>
+      <w:numFmt w:val="decimal"/>
+      <w:lvlText w:val="%1."/>
+      <w:lvlJc w:val="left"/>
+      <w:pPr>
+        <w:tabs>
+          <w:tab w:val="num" w:pos="720"/>
+        </w:tabs>
+        <w:ind w:left="720" w:hanging="360"/>
+      </w:pPr>
+    </w:lvl>
+    <w:lvl w:ilvl="1" w:tentative="1">
+      <w:start w:val="1"/>
+      <w:numFmt w:val="decimal"/>
+      <w:lvlText w:val="%2."/>
+      <w:lvlJc w:val="left"/>
+      <w:pPr>
+        <w:tabs>
+          <w:tab w:val="num" w:pos="1440"/>
+        </w:tabs>
+        <w:ind w:left="1440" w:hanging="360"/>
+      </w:pPr>
+    </w:lvl>
+    <w:lvl w:ilvl="2" w:tentative="1">
+      <w:start w:val="1"/>
+      <w:numFmt w:val="decimal"/>
+      <w:lvlText w:val="%3."/>
+      <w:lvlJc w:val="left"/>
+      <w:pPr>
+        <w:tabs>
+          <w:tab w:val="num" w:pos="2160"/>
+        </w:tabs>
+        <w:ind w:left="2160" w:hanging="360"/>
+      </w:pPr>
+    </w:lvl>
+    <w:lvl w:ilvl="3" w:tentative="1">
+      <w:start w:val="1"/>
+      <w:numFmt w:val="decimal"/>
+      <w:lvlText w:val="%4."/>
+      <w:lvlJc w:val="left"/>
+      <w:pPr>
+        <w:tabs>
+          <w:tab w:val="num" w:pos="2880"/>
+        </w:tabs>
+        <w:ind w:left="2880" w:hanging="360"/>
+      </w:pPr>
+    </w:lvl>
+    <w:lvl w:ilvl="4" w:tentative="1">
+      <w:start w:val="1"/>
+      <w:numFmt w:val="decimal"/>
+      <w:lvlText w:val="%5."/>
+      <w:lvlJc w:val="left"/>
+      <w:pPr>
+        <w:tabs>
+          <w:tab w:val="num" w:pos="3600"/>
+        </w:tabs>
+        <w:ind w:left="3600" w:hanging="360"/>
+      </w:pPr>
+    </w:lvl>
+    <w:lvl w:ilvl="5" w:tentative="1">
+      <w:start w:val="1"/>
+      <w:numFmt w:val="decimal"/>
+      <w:lvlText w:val="%6."/>
+      <w:lvlJc w:val="left"/>
+      <w:pPr>
+        <w:tabs>
+          <w:tab w:val="num" w:pos="4320"/>
+        </w:tabs>
+        <w:ind w:left="4320" w:hanging="360"/>
+      </w:pPr>
+    </w:lvl>
+    <w:lvl w:ilvl="6" w:tentative="1">
+      <w:start w:val="1"/>
+      <w:numFmt w:val="decimal"/>
+      <w:lvlText w:val="%7."/>
+      <w:lvlJc w:val="left"/>
+      <w:pPr>
+        <w:tabs>
+          <w:tab w:val="num" w:pos="5040"/>
+        </w:tabs>
+        <w:ind w:left="5040" w:hanging="360"/>
+      </w:pPr>
+    </w:lvl>
+    <w:lvl w:ilvl="7" w:tentative="1">
+      <w:start w:val="1"/>
+      <w:numFmt w:val="decimal"/>
+      <w:lvlText w:val="%8."/>
+      <w:lvlJc w:val="left"/>
+      <w:pPr>
+        <w:tabs>
+          <w:tab w:val="num" w:pos="5760"/>
+        </w:tabs>
+        <w:ind w:left="5760" w:hanging="360"/>
+      </w:pPr>
+    </w:lvl>
+    <w:lvl w:ilvl="8" w:tentative="1">
+      <w:start w:val="1"/>
+      <w:numFmt w:val="decimal"/>
+      <w:lvlText w:val="%9."/>
+      <w:lvlJc w:val="left"/>
+      <w:pPr>
+        <w:tabs>
+          <w:tab w:val="num" w:pos="6480"/>
+        </w:tabs>
+        <w:ind w:left="6480" w:hanging="360"/>
+      </w:pPr>
+    </w:lvl>
+  </w:abstractNum>
   <w:num w:numId="1" w16cid:durableId="361981830">
+    <w:abstractNumId w:val="1"/>
+  </w:num>
+  <w:num w:numId="2" w16cid:durableId="966397045">
+    <w:abstractNumId w:val="3"/>
+  </w:num>
+  <w:num w:numId="3" w16cid:durableId="1821648297">
+    <w:abstractNumId w:val="2"/>
+  </w:num>
+  <w:num w:numId="4" w16cid:durableId="857543086">
     <w:abstractNumId w:val="0"/>
   </w:num>
 </w:numbering>
@@ -1096,7 +1708,6 @@
   <w:style w:type="character" w:default="1" w:styleId="Fontepargpadro">
     <w:name w:val="Default Paragraph Font"/>
     <w:uiPriority w:val="1"/>
-    <w:semiHidden/>
     <w:unhideWhenUsed/>
   </w:style>
   <w:style w:type="table" w:default="1" w:styleId="Tabelanormal">

--- a/01 comando CMD.docx
+++ b/01 comando CMD.docx
@@ -21,8 +21,13 @@
         <w:t>duardo\</w:t>
       </w:r>
       <w:proofErr w:type="spellStart"/>
-      <w:r>
-        <w:t>clinica_odontologica</w:t>
+      <w:proofErr w:type="gramStart"/>
+      <w:r>
+        <w:t>clinica</w:t>
+      </w:r>
+      <w:proofErr w:type="gramEnd"/>
+      <w:r>
+        <w:t>_odontologica</w:t>
       </w:r>
       <w:proofErr w:type="spellEnd"/>
       <w:r>
@@ -40,8 +45,16 @@
         <w:rPr>
           <w:lang w:val="en-US"/>
         </w:rPr>
-        <w:t>git add .</w:t>
-      </w:r>
+        <w:t xml:space="preserve">git </w:t>
+      </w:r>
+      <w:proofErr w:type="gramStart"/>
+      <w:r>
+        <w:rPr>
+          <w:lang w:val="en-US"/>
+        </w:rPr>
+        <w:t>add .</w:t>
+      </w:r>
+      <w:proofErr w:type="gramEnd"/>
     </w:p>
     <w:p>
       <w:pPr>
@@ -181,7 +194,23 @@
           <w:b/>
           <w:bCs/>
         </w:rPr>
-        <w:t>"clinica-</w:t>
+        <w:t>"</w:t>
+      </w:r>
+      <w:proofErr w:type="gramStart"/>
+      <w:r>
+        <w:rPr>
+          <w:b/>
+          <w:bCs/>
+        </w:rPr>
+        <w:t>clinica</w:t>
+      </w:r>
+      <w:proofErr w:type="gramEnd"/>
+      <w:r>
+        <w:rPr>
+          <w:b/>
+          <w:bCs/>
+        </w:rPr>
+        <w:t>-</w:t>
       </w:r>
       <w:proofErr w:type="spellStart"/>
       <w:r>
@@ -323,14 +352,30 @@
           <w:b/>
           <w:bCs/>
         </w:rPr>
-        <w:t xml:space="preserve">Limpar Banco de Dados - </w:t>
-      </w:r>
-      <w:r>
-        <w:rPr>
-          <w:b/>
-          <w:bCs/>
-        </w:rPr>
-        <w:t xml:space="preserve"> Pelo terminal do Render</w:t>
+        <w:t xml:space="preserve">Limpar Banco de Dados </w:t>
+      </w:r>
+      <w:proofErr w:type="gramStart"/>
+      <w:r>
+        <w:rPr>
+          <w:b/>
+          <w:bCs/>
+        </w:rPr>
+        <w:t xml:space="preserve">- </w:t>
+      </w:r>
+      <w:r>
+        <w:rPr>
+          <w:b/>
+          <w:bCs/>
+        </w:rPr>
+        <w:t xml:space="preserve"> Pelo</w:t>
+      </w:r>
+      <w:proofErr w:type="gramEnd"/>
+      <w:r>
+        <w:rPr>
+          <w:b/>
+          <w:bCs/>
+        </w:rPr>
+        <w:t xml:space="preserve"> terminal do Render</w:t>
       </w:r>
     </w:p>
     <w:p>
@@ -421,11 +466,19 @@
       </w:r>
       <w:proofErr w:type="spellStart"/>
       <w:r>
-        <w:t>app.app_context</w:t>
+        <w:t>app.app_</w:t>
+      </w:r>
+      <w:proofErr w:type="gramStart"/>
+      <w:r>
+        <w:t>context</w:t>
       </w:r>
       <w:proofErr w:type="spellEnd"/>
       <w:r>
-        <w:t>():</w:t>
+        <w:t>(</w:t>
+      </w:r>
+      <w:proofErr w:type="gramEnd"/>
+      <w:r>
+        <w:t>):</w:t>
       </w:r>
     </w:p>
     <w:p>
@@ -436,12 +489,25 @@
         <w:t xml:space="preserve">...     </w:t>
       </w:r>
       <w:proofErr w:type="spellStart"/>
-      <w:r>
-        <w:t>db.drop_all</w:t>
+      <w:proofErr w:type="gramStart"/>
+      <w:r>
+        <w:t>db.drop</w:t>
+      </w:r>
+      <w:proofErr w:type="gramEnd"/>
+      <w:r>
+        <w:t>_</w:t>
+      </w:r>
+      <w:proofErr w:type="gramStart"/>
+      <w:r>
+        <w:t>all</w:t>
       </w:r>
       <w:proofErr w:type="spellEnd"/>
       <w:r>
-        <w:t>()</w:t>
+        <w:t>(</w:t>
+      </w:r>
+      <w:proofErr w:type="gramEnd"/>
+      <w:r>
+        <w:t>)</w:t>
       </w:r>
     </w:p>
     <w:p>
@@ -452,12 +518,25 @@
         <w:t xml:space="preserve">...     </w:t>
       </w:r>
       <w:proofErr w:type="spellStart"/>
-      <w:r>
-        <w:t>db.create_all</w:t>
+      <w:proofErr w:type="gramStart"/>
+      <w:r>
+        <w:t>db.create</w:t>
+      </w:r>
+      <w:proofErr w:type="gramEnd"/>
+      <w:r>
+        <w:t>_</w:t>
+      </w:r>
+      <w:proofErr w:type="gramStart"/>
+      <w:r>
+        <w:t>all</w:t>
       </w:r>
       <w:proofErr w:type="spellEnd"/>
       <w:r>
-        <w:t>()</w:t>
+        <w:t>(</w:t>
+      </w:r>
+      <w:proofErr w:type="gramEnd"/>
+      <w:r>
+        <w:t>)</w:t>
       </w:r>
     </w:p>
     <w:p>
@@ -468,12 +547,17 @@
         <w:t xml:space="preserve">...     </w:t>
       </w:r>
       <w:proofErr w:type="spellStart"/>
+      <w:proofErr w:type="gramStart"/>
       <w:r>
         <w:t>exit</w:t>
       </w:r>
       <w:proofErr w:type="spellEnd"/>
       <w:r>
-        <w:t>()</w:t>
+        <w:t>(</w:t>
+      </w:r>
+      <w:proofErr w:type="gramEnd"/>
+      <w:r>
+        <w:t>)</w:t>
       </w:r>
     </w:p>
     <w:p>
@@ -580,16 +664,51 @@
         <w:t xml:space="preserve"> (complexo)</w:t>
       </w:r>
     </w:p>
+    <w:p>
+      <w:pPr>
+        <w:spacing w:after="0" w:line="240" w:lineRule="auto"/>
+      </w:pPr>
+    </w:p>
+    <w:p>
+      <w:pPr>
+        <w:spacing w:after="0" w:line="240" w:lineRule="auto"/>
+      </w:pPr>
+    </w:p>
+    <w:p>
+      <w:pPr>
+        <w:spacing w:after="0" w:line="240" w:lineRule="auto"/>
+      </w:pPr>
+    </w:p>
+    <w:p>
+      <w:pPr>
+        <w:spacing w:after="0" w:line="240" w:lineRule="auto"/>
+        <w:rPr>
+          <w:b/>
+          <w:bCs/>
+          <w:color w:val="EE0000"/>
+        </w:rPr>
+      </w:pPr>
+      <w:r>
+        <w:rPr>
+          <w:b/>
+          <w:bCs/>
+          <w:color w:val="EE0000"/>
+        </w:rPr>
+        <w:t>https://clinica-odontologica-a1ki.onrender.com/reset-banco-2026</w:t>
+      </w:r>
+    </w:p>
+    <w:p>
+      <w:pPr>
+        <w:spacing w:after="0" w:line="240" w:lineRule="auto"/>
+      </w:pPr>
+      <w:r>
+        <w:t>para limpar o banco de dados</w:t>
+      </w:r>
+    </w:p>
     <w:p/>
     <w:p/>
     <w:p/>
-    <w:p>
-      <w:pPr>
-        <w:rPr>
-          <w:lang w:val="en-US"/>
-        </w:rPr>
-      </w:pPr>
-    </w:p>
+    <w:p/>
     <w:sectPr>
       <w:pgSz w:w="11906" w:h="16838"/>
       <w:pgMar w:top="1417" w:right="1701" w:bottom="1417" w:left="1701" w:header="708" w:footer="708" w:gutter="0"/>

--- a/01 comando CMD.docx
+++ b/01 comando CMD.docx
@@ -452,61 +452,92 @@
     <w:p>
       <w:pPr>
         <w:spacing w:after="0" w:line="240" w:lineRule="auto"/>
-      </w:pPr>
-      <w:r>
-        <w:t xml:space="preserve">&gt;&gt;&gt; </w:t>
+        <w:rPr>
+          <w:lang w:val="en-US"/>
+        </w:rPr>
+      </w:pPr>
+      <w:r>
+        <w:rPr>
+          <w:lang w:val="en-US"/>
+        </w:rPr>
+        <w:t xml:space="preserve">&gt;&gt;&gt; with </w:t>
       </w:r>
       <w:proofErr w:type="spellStart"/>
       <w:r>
-        <w:t>with</w:t>
+        <w:rPr>
+          <w:lang w:val="en-US"/>
+        </w:rPr>
+        <w:t>app.app_</w:t>
+      </w:r>
+      <w:proofErr w:type="gramStart"/>
+      <w:r>
+        <w:rPr>
+          <w:lang w:val="en-US"/>
+        </w:rPr>
+        <w:t>context</w:t>
       </w:r>
       <w:proofErr w:type="spellEnd"/>
       <w:r>
-        <w:t xml:space="preserve"> </w:t>
-      </w:r>
-      <w:proofErr w:type="spellStart"/>
-      <w:r>
-        <w:t>app.app_</w:t>
-      </w:r>
-      <w:proofErr w:type="gramStart"/>
-      <w:r>
-        <w:t>context</w:t>
-      </w:r>
-      <w:proofErr w:type="spellEnd"/>
-      <w:r>
+        <w:rPr>
+          <w:lang w:val="en-US"/>
+        </w:rPr>
         <w:t>(</w:t>
       </w:r>
       <w:proofErr w:type="gramEnd"/>
       <w:r>
+        <w:rPr>
+          <w:lang w:val="en-US"/>
+        </w:rPr>
         <w:t>):</w:t>
       </w:r>
     </w:p>
     <w:p>
       <w:pPr>
         <w:spacing w:after="0" w:line="240" w:lineRule="auto"/>
-      </w:pPr>
-      <w:r>
+        <w:rPr>
+          <w:lang w:val="en-US"/>
+        </w:rPr>
+      </w:pPr>
+      <w:r>
+        <w:rPr>
+          <w:lang w:val="en-US"/>
+        </w:rPr>
         <w:t xml:space="preserve">...     </w:t>
       </w:r>
       <w:proofErr w:type="spellStart"/>
       <w:proofErr w:type="gramStart"/>
       <w:r>
+        <w:rPr>
+          <w:lang w:val="en-US"/>
+        </w:rPr>
         <w:t>db.drop</w:t>
       </w:r>
       <w:proofErr w:type="gramEnd"/>
       <w:r>
+        <w:rPr>
+          <w:lang w:val="en-US"/>
+        </w:rPr>
         <w:t>_</w:t>
       </w:r>
       <w:proofErr w:type="gramStart"/>
       <w:r>
+        <w:rPr>
+          <w:lang w:val="en-US"/>
+        </w:rPr>
         <w:t>all</w:t>
       </w:r>
       <w:proofErr w:type="spellEnd"/>
       <w:r>
+        <w:rPr>
+          <w:lang w:val="en-US"/>
+        </w:rPr>
         <w:t>(</w:t>
       </w:r>
       <w:proofErr w:type="gramEnd"/>
       <w:r>
+        <w:rPr>
+          <w:lang w:val="en-US"/>
+        </w:rPr>
         <w:t>)</w:t>
       </w:r>
     </w:p>
@@ -704,6 +735,72 @@
       <w:r>
         <w:t>para limpar o banco de dados</w:t>
       </w:r>
+    </w:p>
+    <w:p>
+      <w:pPr>
+        <w:spacing w:after="0" w:line="240" w:lineRule="auto"/>
+      </w:pPr>
+    </w:p>
+    <w:p>
+      <w:pPr>
+        <w:spacing w:after="0" w:line="240" w:lineRule="auto"/>
+      </w:pPr>
+      <w:proofErr w:type="spellStart"/>
+      <w:r>
+        <w:t>cd</w:t>
+      </w:r>
+      <w:proofErr w:type="spellEnd"/>
+      <w:r>
+        <w:t xml:space="preserve"> "C:\Users\Marco Antonio\OneDrive\Área de Trabalho\Dr. Eduardo\</w:t>
+      </w:r>
+      <w:proofErr w:type="spellStart"/>
+      <w:proofErr w:type="gramStart"/>
+      <w:r>
+        <w:t>clinica</w:t>
+      </w:r>
+      <w:proofErr w:type="gramEnd"/>
+      <w:r>
+        <w:t>_odontologica</w:t>
+      </w:r>
+      <w:proofErr w:type="spellEnd"/>
+      <w:r>
+        <w:t>"</w:t>
+      </w:r>
+    </w:p>
+    <w:p>
+      <w:pPr>
+        <w:spacing w:after="0" w:line="240" w:lineRule="auto"/>
+      </w:pPr>
+    </w:p>
+    <w:p>
+      <w:pPr>
+        <w:spacing w:after="0" w:line="240" w:lineRule="auto"/>
+        <w:rPr>
+          <w:b/>
+          <w:bCs/>
+        </w:rPr>
+      </w:pPr>
+      <w:proofErr w:type="spellStart"/>
+      <w:r>
+        <w:rPr>
+          <w:b/>
+          <w:bCs/>
+        </w:rPr>
+        <w:t>python</w:t>
+      </w:r>
+      <w:proofErr w:type="spellEnd"/>
+      <w:r>
+        <w:rPr>
+          <w:b/>
+          <w:bCs/>
+        </w:rPr>
+        <w:t xml:space="preserve"> reset_banco.py</w:t>
+      </w:r>
+    </w:p>
+    <w:p>
+      <w:pPr>
+        <w:spacing w:after="0" w:line="240" w:lineRule="auto"/>
+      </w:pPr>
     </w:p>
     <w:p/>
     <w:p/>
